--- a/output/documentation-2026-09-28/02_Развёртывание_сервера.docx
+++ b/output/documentation-2026-09-28/02_Развёртывание_сервера.docx
@@ -48,7 +48,7 @@
         <w:jc w:val="center"/>
       </w:pPr>
       <w:r>
-        <w:t>Программная версия 9fb10f8</w:t>
+        <w:t>Программная версия v1.0</w:t>
       </w:r>
     </w:p>
     <w:p>
@@ -1056,7 +1056,7 @@
           <w:rFonts w:ascii="Courier New" w:hAnsi="Courier New"/>
           <w:sz w:val="18"/>
         </w:rPr>
-        <w:t>git checkout 9fb10f8</w:t>
+        <w:t>git checkout v1.0</w:t>
       </w:r>
     </w:p>
     <w:p>

--- a/output/documentation-2026-09-28/02_Развёртывание_сервера.docx
+++ b/output/documentation-2026-09-28/02_Развёртывание_сервера.docx
@@ -1610,7 +1610,7 @@
     </w:p>
     <w:p>
       <w:r>
-        <w:t>Устройство телефонной модели задаётся LLM_DEVICE (auto, cpu, gpu) или в кабинете администратора; ollama ps показывает фактическое размещение (CPU или GPU). При смене устройства Backend перезапускается и заново загружает модель. Выполните контрольное занятие: преподаватель назначает карточку ДДС, ученик принимает её, вызывает дежурного через сайт, получает звонок на телефон, передаёт сведения и завершает реагирование. Проверьте сохранение отчёта после повторного входа.</w:t>
+        <w:t>Устройство телефонной модели задаётся LLM_DEVICE (auto, cpu, gpu) или в кабинете администратора; ollama ps показывает фактическое размещение (CPU или GPU). При смене устройства Backend перезапускается и заново загружает модель. Выполните контрольное занятие: преподаватель назначает карточку ДДС, ученик принимает её, звонит бригаде через сайт, получает звонок на телефон, передаёт сведения и завершает реагирование. Проверьте сохранение отчёта после повторного входа.</w:t>
       </w:r>
     </w:p>
     <w:p>
